--- a/exercises/Bài tập tổng hợp 15/Bài tập 015_3 Thì quá khứ tiếp diễn.docx
+++ b/exercises/Bài tập tổng hợp 15/Bài tập 015_3 Thì quá khứ tiếp diễn.docx
@@ -2118,7 +2118,21 @@
           <w:b/>
           <w:bCs/>
         </w:rPr>
-        <w:t>They were talking.</w:t>
+        <w:t>They were</w:t>
+      </w:r>
+      <w:r>
+        <w:rPr>
+          <w:b/>
+          <w:bCs/>
+        </w:rPr>
+        <w:t>n’t</w:t>
+      </w:r>
+      <w:r>
+        <w:rPr>
+          <w:b/>
+          <w:bCs/>
+        </w:rPr>
+        <w:t xml:space="preserve"> talking.</w:t>
       </w:r>
       <w:r>
         <w:rPr>
@@ -3206,6 +3220,13 @@
           <w:b/>
           <w:bCs/>
         </w:rPr>
+        <w:t>?</w:t>
+      </w:r>
+      <w:r>
+        <w:rPr>
+          <w:b/>
+          <w:bCs/>
+        </w:rPr>
         <w:t>________________</w:t>
       </w:r>
     </w:p>
@@ -3536,6 +3557,13 @@
           <w:bCs/>
         </w:rPr>
         <w:t>My parents were watching TV</w:t>
+      </w:r>
+      <w:r>
+        <w:rPr>
+          <w:b/>
+          <w:bCs/>
+        </w:rPr>
+        <w:t>.</w:t>
       </w:r>
       <w:r>
         <w:rPr>
@@ -4703,6 +4731,513 @@
     <w:p>
       <w:r>
         <w:pict w14:anchorId="194816B7">
+          <v:rect id="_x0000_i1033" style="width:0;height:1.5pt" o:hralign="center" o:hrstd="t" o:hr="t" fillcolor="#a0a0a0" stroked="f"/>
+        </w:pict>
+      </w:r>
+    </w:p>
+    <w:p>
+      <w:pPr>
+        <w:rPr>
+          <w:b/>
+          <w:bCs/>
+        </w:rPr>
+      </w:pPr>
+      <w:r>
+        <w:rPr>
+          <w:b/>
+          <w:bCs/>
+        </w:rPr>
+        <w:t>PHẦN 1. CHỌN ĐÁP ÁN ĐÚNG</w:t>
+      </w:r>
+    </w:p>
+    <w:p>
+      <w:pPr>
+        <w:numPr>
+          <w:ilvl w:val="0"/>
+          <w:numId w:val="47"/>
+        </w:numPr>
+      </w:pPr>
+      <w:r>
+        <w:rPr>
+          <w:b/>
+          <w:bCs/>
+        </w:rPr>
+        <w:t>B</w:t>
+      </w:r>
+      <w:r>
+        <w:t xml:space="preserve"> (was watching)</w:t>
+      </w:r>
+    </w:p>
+    <w:p>
+      <w:pPr>
+        <w:numPr>
+          <w:ilvl w:val="0"/>
+          <w:numId w:val="47"/>
+        </w:numPr>
+      </w:pPr>
+      <w:r>
+        <w:rPr>
+          <w:b/>
+          <w:bCs/>
+        </w:rPr>
+        <w:t>B</w:t>
+      </w:r>
+      <w:r>
+        <w:t xml:space="preserve"> (was cooking)</w:t>
+      </w:r>
+    </w:p>
+    <w:p>
+      <w:pPr>
+        <w:numPr>
+          <w:ilvl w:val="0"/>
+          <w:numId w:val="47"/>
+        </w:numPr>
+      </w:pPr>
+      <w:r>
+        <w:rPr>
+          <w:b/>
+          <w:bCs/>
+        </w:rPr>
+        <w:t>B</w:t>
+      </w:r>
+      <w:r>
+        <w:t xml:space="preserve"> (were playing)</w:t>
+      </w:r>
+    </w:p>
+    <w:p>
+      <w:pPr>
+        <w:numPr>
+          <w:ilvl w:val="0"/>
+          <w:numId w:val="47"/>
+        </w:numPr>
+      </w:pPr>
+      <w:r>
+        <w:rPr>
+          <w:b/>
+          <w:bCs/>
+        </w:rPr>
+        <w:t>B</w:t>
+      </w:r>
+      <w:r>
+        <w:t xml:space="preserve"> (was reading)</w:t>
+      </w:r>
+    </w:p>
+    <w:p>
+      <w:pPr>
+        <w:numPr>
+          <w:ilvl w:val="0"/>
+          <w:numId w:val="47"/>
+        </w:numPr>
+      </w:pPr>
+      <w:r>
+        <w:rPr>
+          <w:b/>
+          <w:bCs/>
+        </w:rPr>
+        <w:t>B</w:t>
+      </w:r>
+      <w:r>
+        <w:t xml:space="preserve"> (were having)</w:t>
+      </w:r>
+    </w:p>
+    <w:p>
+      <w:pPr>
+        <w:numPr>
+          <w:ilvl w:val="0"/>
+          <w:numId w:val="47"/>
+        </w:numPr>
+      </w:pPr>
+      <w:r>
+        <w:rPr>
+          <w:b/>
+          <w:bCs/>
+        </w:rPr>
+        <w:t>B</w:t>
+      </w:r>
+      <w:r>
+        <w:t xml:space="preserve"> (were playing)</w:t>
+      </w:r>
+    </w:p>
+    <w:p>
+      <w:pPr>
+        <w:numPr>
+          <w:ilvl w:val="0"/>
+          <w:numId w:val="47"/>
+        </w:numPr>
+      </w:pPr>
+      <w:r>
+        <w:rPr>
+          <w:b/>
+          <w:bCs/>
+        </w:rPr>
+        <w:t>B</w:t>
+      </w:r>
+      <w:r>
+        <w:t xml:space="preserve"> (was watching)</w:t>
+      </w:r>
+    </w:p>
+    <w:p>
+      <w:pPr>
+        <w:numPr>
+          <w:ilvl w:val="0"/>
+          <w:numId w:val="47"/>
+        </w:numPr>
+      </w:pPr>
+      <w:r>
+        <w:rPr>
+          <w:b/>
+          <w:bCs/>
+        </w:rPr>
+        <w:t>B</w:t>
+      </w:r>
+      <w:r>
+        <w:t xml:space="preserve"> (was doing)</w:t>
+      </w:r>
+    </w:p>
+    <w:p>
+      <w:pPr>
+        <w:numPr>
+          <w:ilvl w:val="0"/>
+          <w:numId w:val="47"/>
+        </w:numPr>
+      </w:pPr>
+      <w:r>
+        <w:rPr>
+          <w:b/>
+          <w:bCs/>
+        </w:rPr>
+        <w:t>B</w:t>
+      </w:r>
+      <w:r>
+        <w:t xml:space="preserve"> (was waiting)</w:t>
+      </w:r>
+    </w:p>
+    <w:p>
+      <w:pPr>
+        <w:numPr>
+          <w:ilvl w:val="0"/>
+          <w:numId w:val="47"/>
+        </w:numPr>
+      </w:pPr>
+      <w:r>
+        <w:rPr>
+          <w:b/>
+          <w:bCs/>
+        </w:rPr>
+        <w:t>B</w:t>
+      </w:r>
+      <w:r>
+        <w:t xml:space="preserve"> (were talking)</w:t>
+      </w:r>
+    </w:p>
+    <w:p>
+      <w:r>
+        <w:lastRenderedPageBreak/>
+        <w:pict w14:anchorId="7D9C2898">
+          <v:rect id="_x0000_i1034" style="width:0;height:1.5pt" o:hralign="center" o:hrstd="t" o:hr="t" fillcolor="#a0a0a0" stroked="f"/>
+        </w:pict>
+      </w:r>
+    </w:p>
+    <w:p>
+      <w:pPr>
+        <w:rPr>
+          <w:b/>
+          <w:bCs/>
+        </w:rPr>
+      </w:pPr>
+      <w:r>
+        <w:rPr>
+          <w:b/>
+          <w:bCs/>
+        </w:rPr>
+        <w:t>PHẦN 2. CHIA ĐỘNG TỪ TRONG NGOẶC</w:t>
+      </w:r>
+    </w:p>
+    <w:p>
+      <w:pPr>
+        <w:numPr>
+          <w:ilvl w:val="0"/>
+          <w:numId w:val="48"/>
+        </w:numPr>
+      </w:pPr>
+      <w:r>
+        <w:t>was watching</w:t>
+      </w:r>
+    </w:p>
+    <w:p>
+      <w:pPr>
+        <w:numPr>
+          <w:ilvl w:val="0"/>
+          <w:numId w:val="48"/>
+        </w:numPr>
+      </w:pPr>
+      <w:r>
+        <w:t>was cooking</w:t>
+      </w:r>
+    </w:p>
+    <w:p>
+      <w:pPr>
+        <w:numPr>
+          <w:ilvl w:val="0"/>
+          <w:numId w:val="48"/>
+        </w:numPr>
+      </w:pPr>
+      <w:r>
+        <w:t>were playing</w:t>
+      </w:r>
+    </w:p>
+    <w:p>
+      <w:pPr>
+        <w:numPr>
+          <w:ilvl w:val="0"/>
+          <w:numId w:val="48"/>
+        </w:numPr>
+      </w:pPr>
+      <w:r>
+        <w:t>was reading</w:t>
+      </w:r>
+    </w:p>
+    <w:p>
+      <w:pPr>
+        <w:numPr>
+          <w:ilvl w:val="0"/>
+          <w:numId w:val="48"/>
+        </w:numPr>
+      </w:pPr>
+      <w:r>
+        <w:t>were having</w:t>
+      </w:r>
+    </w:p>
+    <w:p>
+      <w:pPr>
+        <w:numPr>
+          <w:ilvl w:val="0"/>
+          <w:numId w:val="48"/>
+        </w:numPr>
+      </w:pPr>
+      <w:r>
+        <w:t>were running</w:t>
+      </w:r>
+    </w:p>
+    <w:p>
+      <w:pPr>
+        <w:numPr>
+          <w:ilvl w:val="0"/>
+          <w:numId w:val="48"/>
+        </w:numPr>
+      </w:pPr>
+      <w:r>
+        <w:t>was writing</w:t>
+      </w:r>
+    </w:p>
+    <w:p>
+      <w:pPr>
+        <w:numPr>
+          <w:ilvl w:val="0"/>
+          <w:numId w:val="48"/>
+        </w:numPr>
+      </w:pPr>
+      <w:r>
+        <w:t>was sleeping</w:t>
+      </w:r>
+    </w:p>
+    <w:p>
+      <w:pPr>
+        <w:numPr>
+          <w:ilvl w:val="0"/>
+          <w:numId w:val="48"/>
+        </w:numPr>
+      </w:pPr>
+      <w:r>
+        <w:t>were studying</w:t>
+      </w:r>
+    </w:p>
+    <w:p>
+      <w:pPr>
+        <w:numPr>
+          <w:ilvl w:val="0"/>
+          <w:numId w:val="48"/>
+        </w:numPr>
+      </w:pPr>
+      <w:r>
+        <w:t>was waiting</w:t>
+      </w:r>
+    </w:p>
+    <w:p>
+      <w:r>
+        <w:pict w14:anchorId="6ACE3F4F">
+          <v:rect id="_x0000_i1035" style="width:0;height:1.5pt" o:hralign="center" o:hrstd="t" o:hr="t" fillcolor="#a0a0a0" stroked="f"/>
+        </w:pict>
+      </w:r>
+    </w:p>
+    <w:p>
+      <w:pPr>
+        <w:rPr>
+          <w:b/>
+          <w:bCs/>
+        </w:rPr>
+      </w:pPr>
+      <w:r>
+        <w:rPr>
+          <w:b/>
+          <w:bCs/>
+        </w:rPr>
+        <w:t>PHẦN 3. CHỌN THÌ ĐÚNG</w:t>
+      </w:r>
+    </w:p>
+    <w:p>
+      <w:pPr>
+        <w:numPr>
+          <w:ilvl w:val="0"/>
+          <w:numId w:val="49"/>
+        </w:numPr>
+      </w:pPr>
+      <w:r>
+        <w:rPr>
+          <w:b/>
+          <w:bCs/>
+        </w:rPr>
+        <w:t>was watching</w:t>
+      </w:r>
+    </w:p>
+    <w:p>
+      <w:pPr>
+        <w:numPr>
+          <w:ilvl w:val="0"/>
+          <w:numId w:val="49"/>
+        </w:numPr>
+      </w:pPr>
+      <w:r>
+        <w:rPr>
+          <w:b/>
+          <w:bCs/>
+        </w:rPr>
+        <w:t>was cooking</w:t>
+      </w:r>
+    </w:p>
+    <w:p>
+      <w:pPr>
+        <w:numPr>
+          <w:ilvl w:val="0"/>
+          <w:numId w:val="49"/>
+        </w:numPr>
+      </w:pPr>
+      <w:r>
+        <w:rPr>
+          <w:b/>
+          <w:bCs/>
+        </w:rPr>
+        <w:t>were playing</w:t>
+      </w:r>
+    </w:p>
+    <w:p>
+      <w:pPr>
+        <w:numPr>
+          <w:ilvl w:val="0"/>
+          <w:numId w:val="49"/>
+        </w:numPr>
+      </w:pPr>
+      <w:r>
+        <w:rPr>
+          <w:b/>
+          <w:bCs/>
+        </w:rPr>
+        <w:t>was sleeping</w:t>
+      </w:r>
+    </w:p>
+    <w:p>
+      <w:pPr>
+        <w:numPr>
+          <w:ilvl w:val="0"/>
+          <w:numId w:val="49"/>
+        </w:numPr>
+      </w:pPr>
+      <w:r>
+        <w:rPr>
+          <w:b/>
+          <w:bCs/>
+        </w:rPr>
+        <w:t>were having</w:t>
+      </w:r>
+    </w:p>
+    <w:p>
+      <w:pPr>
+        <w:numPr>
+          <w:ilvl w:val="0"/>
+          <w:numId w:val="49"/>
+        </w:numPr>
+      </w:pPr>
+      <w:r>
+        <w:rPr>
+          <w:b/>
+          <w:bCs/>
+        </w:rPr>
+        <w:t>was reading</w:t>
+      </w:r>
+    </w:p>
+    <w:p>
+      <w:pPr>
+        <w:numPr>
+          <w:ilvl w:val="0"/>
+          <w:numId w:val="49"/>
+        </w:numPr>
+      </w:pPr>
+      <w:r>
+        <w:rPr>
+          <w:b/>
+          <w:bCs/>
+        </w:rPr>
+        <w:t>started</w:t>
+      </w:r>
+    </w:p>
+    <w:p>
+      <w:pPr>
+        <w:numPr>
+          <w:ilvl w:val="0"/>
+          <w:numId w:val="49"/>
+        </w:numPr>
+      </w:pPr>
+      <w:r>
+        <w:rPr>
+          <w:b/>
+          <w:bCs/>
+        </w:rPr>
+        <w:t>were walking</w:t>
+      </w:r>
+    </w:p>
+    <w:p>
+      <w:pPr>
+        <w:numPr>
+          <w:ilvl w:val="0"/>
+          <w:numId w:val="49"/>
+        </w:numPr>
+      </w:pPr>
+      <w:r>
+        <w:rPr>
+          <w:b/>
+          <w:bCs/>
+        </w:rPr>
+        <w:t>was writing</w:t>
+      </w:r>
+    </w:p>
+    <w:p>
+      <w:pPr>
+        <w:numPr>
+          <w:ilvl w:val="0"/>
+          <w:numId w:val="49"/>
+        </w:numPr>
+      </w:pPr>
+      <w:r>
+        <w:rPr>
+          <w:b/>
+          <w:bCs/>
+        </w:rPr>
+        <w:t>met</w:t>
+      </w:r>
+    </w:p>
+    <w:p>
+      <w:r>
+        <w:pict w14:anchorId="055FAFB7">
           <v:rect id="_x0000_i1036" style="width:0;height:1.5pt" o:hralign="center" o:hrstd="t" o:hr="t" fillcolor="#a0a0a0" stroked="f"/>
         </w:pict>
       </w:r>
@@ -4719,193 +5254,123 @@
           <w:b/>
           <w:bCs/>
         </w:rPr>
-        <w:t>PHẦN 1. CHỌN ĐÁP ÁN ĐÚNG</w:t>
-      </w:r>
-    </w:p>
-    <w:p>
-      <w:pPr>
-        <w:numPr>
-          <w:ilvl w:val="0"/>
-          <w:numId w:val="47"/>
-        </w:numPr>
-      </w:pPr>
-      <w:r>
-        <w:rPr>
-          <w:b/>
-          <w:bCs/>
-        </w:rPr>
-        <w:t>B</w:t>
-      </w:r>
-      <w:r>
-        <w:t xml:space="preserve"> (was watching)</w:t>
-      </w:r>
-    </w:p>
-    <w:p>
-      <w:pPr>
-        <w:numPr>
-          <w:ilvl w:val="0"/>
-          <w:numId w:val="47"/>
-        </w:numPr>
-      </w:pPr>
-      <w:r>
-        <w:rPr>
-          <w:b/>
-          <w:bCs/>
-        </w:rPr>
-        <w:t>B</w:t>
-      </w:r>
-      <w:r>
-        <w:t xml:space="preserve"> (was cooking)</w:t>
-      </w:r>
-    </w:p>
-    <w:p>
-      <w:pPr>
-        <w:numPr>
-          <w:ilvl w:val="0"/>
-          <w:numId w:val="47"/>
-        </w:numPr>
-      </w:pPr>
-      <w:r>
-        <w:rPr>
-          <w:b/>
-          <w:bCs/>
-        </w:rPr>
-        <w:t>B</w:t>
-      </w:r>
-      <w:r>
-        <w:t xml:space="preserve"> (were playing)</w:t>
-      </w:r>
-    </w:p>
-    <w:p>
-      <w:pPr>
-        <w:numPr>
-          <w:ilvl w:val="0"/>
-          <w:numId w:val="47"/>
-        </w:numPr>
-      </w:pPr>
-      <w:r>
-        <w:rPr>
-          <w:b/>
-          <w:bCs/>
-        </w:rPr>
-        <w:t>B</w:t>
-      </w:r>
-      <w:r>
-        <w:t xml:space="preserve"> (was reading)</w:t>
-      </w:r>
-    </w:p>
-    <w:p>
-      <w:pPr>
-        <w:numPr>
-          <w:ilvl w:val="0"/>
-          <w:numId w:val="47"/>
-        </w:numPr>
-      </w:pPr>
-      <w:r>
-        <w:rPr>
-          <w:b/>
-          <w:bCs/>
-        </w:rPr>
-        <w:t>B</w:t>
-      </w:r>
-      <w:r>
-        <w:t xml:space="preserve"> (were having)</w:t>
-      </w:r>
-    </w:p>
-    <w:p>
-      <w:pPr>
-        <w:numPr>
-          <w:ilvl w:val="0"/>
-          <w:numId w:val="47"/>
-        </w:numPr>
-      </w:pPr>
-      <w:r>
-        <w:rPr>
-          <w:b/>
-          <w:bCs/>
-        </w:rPr>
-        <w:t>B</w:t>
-      </w:r>
-      <w:r>
-        <w:t xml:space="preserve"> (were playing)</w:t>
-      </w:r>
-    </w:p>
-    <w:p>
-      <w:pPr>
-        <w:numPr>
-          <w:ilvl w:val="0"/>
-          <w:numId w:val="47"/>
-        </w:numPr>
-      </w:pPr>
-      <w:r>
-        <w:rPr>
-          <w:b/>
-          <w:bCs/>
-        </w:rPr>
-        <w:t>B</w:t>
-      </w:r>
-      <w:r>
-        <w:t xml:space="preserve"> (was watching)</w:t>
-      </w:r>
-    </w:p>
-    <w:p>
-      <w:pPr>
-        <w:numPr>
-          <w:ilvl w:val="0"/>
-          <w:numId w:val="47"/>
-        </w:numPr>
-      </w:pPr>
-      <w:r>
-        <w:rPr>
-          <w:b/>
-          <w:bCs/>
-        </w:rPr>
-        <w:t>B</w:t>
-      </w:r>
-      <w:r>
-        <w:t xml:space="preserve"> (was doing)</w:t>
-      </w:r>
-    </w:p>
-    <w:p>
-      <w:pPr>
-        <w:numPr>
-          <w:ilvl w:val="0"/>
-          <w:numId w:val="47"/>
-        </w:numPr>
-      </w:pPr>
-      <w:r>
-        <w:rPr>
-          <w:b/>
-          <w:bCs/>
-        </w:rPr>
-        <w:t>B</w:t>
-      </w:r>
-      <w:r>
-        <w:t xml:space="preserve"> (was waiting)</w:t>
-      </w:r>
-    </w:p>
-    <w:p>
-      <w:pPr>
-        <w:numPr>
-          <w:ilvl w:val="0"/>
-          <w:numId w:val="47"/>
-        </w:numPr>
-      </w:pPr>
-      <w:r>
-        <w:rPr>
-          <w:b/>
-          <w:bCs/>
-        </w:rPr>
-        <w:t>B</w:t>
-      </w:r>
-      <w:r>
-        <w:t xml:space="preserve"> (were talking)</w:t>
-      </w:r>
-    </w:p>
-    <w:p>
+        <w:t>PHẦN 4. VIẾT CÂU PHỦ ĐỊNH</w:t>
+      </w:r>
+    </w:p>
+    <w:p>
+      <w:pPr>
+        <w:numPr>
+          <w:ilvl w:val="0"/>
+          <w:numId w:val="50"/>
+        </w:numPr>
+      </w:pPr>
       <w:r>
         <w:lastRenderedPageBreak/>
-        <w:pict w14:anchorId="7D9C2898">
+        <w:t>I wasn't watching TV.</w:t>
+      </w:r>
+    </w:p>
+    <w:p>
+      <w:pPr>
+        <w:numPr>
+          <w:ilvl w:val="0"/>
+          <w:numId w:val="50"/>
+        </w:numPr>
+      </w:pPr>
+      <w:r>
+        <w:t>She wasn't cooking dinner.</w:t>
+      </w:r>
+    </w:p>
+    <w:p>
+      <w:pPr>
+        <w:numPr>
+          <w:ilvl w:val="0"/>
+          <w:numId w:val="50"/>
+        </w:numPr>
+      </w:pPr>
+      <w:r>
+        <w:t>They weren't playing football.</w:t>
+      </w:r>
+    </w:p>
+    <w:p>
+      <w:pPr>
+        <w:numPr>
+          <w:ilvl w:val="0"/>
+          <w:numId w:val="50"/>
+        </w:numPr>
+      </w:pPr>
+      <w:r>
+        <w:t>My father wasn't reading a newspaper.</w:t>
+      </w:r>
+    </w:p>
+    <w:p>
+      <w:pPr>
+        <w:numPr>
+          <w:ilvl w:val="0"/>
+          <w:numId w:val="50"/>
+        </w:numPr>
+      </w:pPr>
+      <w:r>
+        <w:t>We weren't having lunch.</w:t>
+      </w:r>
+    </w:p>
+    <w:p>
+      <w:pPr>
+        <w:numPr>
+          <w:ilvl w:val="0"/>
+          <w:numId w:val="50"/>
+        </w:numPr>
+      </w:pPr>
+      <w:r>
+        <w:t>Anna wasn't studying English.</w:t>
+      </w:r>
+    </w:p>
+    <w:p>
+      <w:pPr>
+        <w:numPr>
+          <w:ilvl w:val="0"/>
+          <w:numId w:val="50"/>
+        </w:numPr>
+      </w:pPr>
+      <w:r>
+        <w:t>He wasn't sleeping.</w:t>
+      </w:r>
+    </w:p>
+    <w:p>
+      <w:pPr>
+        <w:numPr>
+          <w:ilvl w:val="0"/>
+          <w:numId w:val="50"/>
+        </w:numPr>
+      </w:pPr>
+      <w:r>
+        <w:t>The children weren't running.</w:t>
+      </w:r>
+    </w:p>
+    <w:p>
+      <w:pPr>
+        <w:numPr>
+          <w:ilvl w:val="0"/>
+          <w:numId w:val="50"/>
+        </w:numPr>
+      </w:pPr>
+      <w:r>
+        <w:t>I wasn't waiting for the bus.</w:t>
+      </w:r>
+    </w:p>
+    <w:p>
+      <w:pPr>
+        <w:numPr>
+          <w:ilvl w:val="0"/>
+          <w:numId w:val="50"/>
+        </w:numPr>
+      </w:pPr>
+      <w:r>
+        <w:t>They weren't talking.</w:t>
+      </w:r>
+    </w:p>
+    <w:p>
+      <w:r>
+        <w:pict w14:anchorId="42E4B641">
           <v:rect id="_x0000_i1037" style="width:0;height:1.5pt" o:hralign="center" o:hrstd="t" o:hr="t" fillcolor="#a0a0a0" stroked="f"/>
         </w:pict>
       </w:r>
@@ -4922,122 +5387,154 @@
           <w:b/>
           <w:bCs/>
         </w:rPr>
-        <w:t>PHẦN 2. CHIA ĐỘNG TỪ TRONG NGOẶC</w:t>
-      </w:r>
-    </w:p>
-    <w:p>
-      <w:pPr>
-        <w:numPr>
-          <w:ilvl w:val="0"/>
-          <w:numId w:val="48"/>
-        </w:numPr>
-      </w:pPr>
-      <w:r>
-        <w:t>was watching</w:t>
-      </w:r>
-    </w:p>
-    <w:p>
-      <w:pPr>
-        <w:numPr>
-          <w:ilvl w:val="0"/>
-          <w:numId w:val="48"/>
-        </w:numPr>
-      </w:pPr>
-      <w:r>
-        <w:t>was cooking</w:t>
-      </w:r>
-    </w:p>
-    <w:p>
-      <w:pPr>
-        <w:numPr>
-          <w:ilvl w:val="0"/>
-          <w:numId w:val="48"/>
-        </w:numPr>
-      </w:pPr>
-      <w:r>
-        <w:t>were playing</w:t>
-      </w:r>
-    </w:p>
-    <w:p>
-      <w:pPr>
-        <w:numPr>
-          <w:ilvl w:val="0"/>
-          <w:numId w:val="48"/>
-        </w:numPr>
-      </w:pPr>
-      <w:r>
-        <w:t>was reading</w:t>
-      </w:r>
-    </w:p>
-    <w:p>
-      <w:pPr>
-        <w:numPr>
-          <w:ilvl w:val="0"/>
-          <w:numId w:val="48"/>
-        </w:numPr>
-      </w:pPr>
-      <w:r>
-        <w:t>were having</w:t>
-      </w:r>
-    </w:p>
-    <w:p>
-      <w:pPr>
-        <w:numPr>
-          <w:ilvl w:val="0"/>
-          <w:numId w:val="48"/>
-        </w:numPr>
-      </w:pPr>
-      <w:r>
-        <w:t>were running</w:t>
-      </w:r>
-    </w:p>
-    <w:p>
-      <w:pPr>
-        <w:numPr>
-          <w:ilvl w:val="0"/>
-          <w:numId w:val="48"/>
-        </w:numPr>
-      </w:pPr>
-      <w:r>
-        <w:t>was writing</w:t>
-      </w:r>
-    </w:p>
-    <w:p>
-      <w:pPr>
-        <w:numPr>
-          <w:ilvl w:val="0"/>
-          <w:numId w:val="48"/>
-        </w:numPr>
-      </w:pPr>
-      <w:r>
-        <w:t>was sleeping</w:t>
-      </w:r>
-    </w:p>
-    <w:p>
-      <w:pPr>
-        <w:numPr>
-          <w:ilvl w:val="0"/>
-          <w:numId w:val="48"/>
-        </w:numPr>
-      </w:pPr>
-      <w:r>
-        <w:t>were studying</w:t>
-      </w:r>
-    </w:p>
-    <w:p>
-      <w:pPr>
-        <w:numPr>
-          <w:ilvl w:val="0"/>
-          <w:numId w:val="48"/>
-        </w:numPr>
-      </w:pPr>
-      <w:r>
-        <w:t>was waiting</w:t>
-      </w:r>
-    </w:p>
-    <w:p>
-      <w:r>
-        <w:pict w14:anchorId="6ACE3F4F">
+        <w:t>PHẦN 5. VIẾT THÀNH CÂU HỎI</w:t>
+      </w:r>
+    </w:p>
+    <w:p>
+      <w:pPr>
+        <w:numPr>
+          <w:ilvl w:val="0"/>
+          <w:numId w:val="51"/>
+        </w:numPr>
+      </w:pPr>
+      <w:r>
+        <w:t>Was she watching TV?</w:t>
+      </w:r>
+    </w:p>
+    <w:p>
+      <w:pPr>
+        <w:numPr>
+          <w:ilvl w:val="0"/>
+          <w:numId w:val="51"/>
+        </w:numPr>
+      </w:pPr>
+      <w:r>
+        <w:t>Were they playing football?</w:t>
+      </w:r>
+    </w:p>
+    <w:p>
+      <w:pPr>
+        <w:numPr>
+          <w:ilvl w:val="0"/>
+          <w:numId w:val="51"/>
+        </w:numPr>
+      </w:pPr>
+      <w:r>
+        <w:t>Was Tom reading a book?</w:t>
+      </w:r>
+    </w:p>
+    <w:p>
+      <w:pPr>
+        <w:numPr>
+          <w:ilvl w:val="0"/>
+          <w:numId w:val="51"/>
+        </w:numPr>
+      </w:pPr>
+      <w:r>
+        <w:t>Were we having dinner?</w:t>
+      </w:r>
+    </w:p>
+    <w:p>
+      <w:pPr>
+        <w:numPr>
+          <w:ilvl w:val="0"/>
+          <w:numId w:val="51"/>
+        </w:numPr>
+      </w:pPr>
+      <w:r>
+        <w:t>Was Anna studying English?</w:t>
+      </w:r>
+    </w:p>
+    <w:p>
+      <w:pPr>
+        <w:numPr>
+          <w:ilvl w:val="0"/>
+          <w:numId w:val="51"/>
+        </w:numPr>
+      </w:pPr>
+      <w:r>
+        <w:t>Was my father driving home?</w:t>
+      </w:r>
+    </w:p>
+    <w:p>
+      <w:pPr>
+        <w:numPr>
+          <w:ilvl w:val="0"/>
+          <w:numId w:val="51"/>
+        </w:numPr>
+      </w:pPr>
+      <w:r>
+        <w:t>Were the children sleeping?</w:t>
+      </w:r>
+    </w:p>
+    <w:p>
+      <w:pPr>
+        <w:numPr>
+          <w:ilvl w:val="0"/>
+          <w:numId w:val="51"/>
+        </w:numPr>
+      </w:pPr>
+      <w:r>
+        <w:t>Were you waiting for the bus?</w:t>
+      </w:r>
+    </w:p>
+    <w:p>
+      <w:pPr>
+        <w:numPr>
+          <w:ilvl w:val="0"/>
+          <w:numId w:val="51"/>
+        </w:numPr>
+      </w:pPr>
+      <w:r>
+        <w:t>Was she writing an email?</w:t>
+      </w:r>
+    </w:p>
+    <w:p>
+      <w:pPr>
+        <w:numPr>
+          <w:ilvl w:val="0"/>
+          <w:numId w:val="51"/>
+        </w:numPr>
+      </w:pPr>
+      <w:r>
+        <w:t>Were they working?</w:t>
+      </w:r>
+    </w:p>
+    <w:p>
+      <w:r>
+        <w:rPr>
+          <w:b/>
+          <w:bCs/>
+        </w:rPr>
+        <w:t>Lưu ý:</w:t>
+      </w:r>
+      <w:r>
+        <w:t xml:space="preserve"> Giữ nguyên chủ ngữ của câu gốc. Vì vậy câu 4 là </w:t>
+      </w:r>
+      <w:r>
+        <w:rPr>
+          <w:b/>
+          <w:bCs/>
+        </w:rPr>
+        <w:t>Were we having dinner?</w:t>
+      </w:r>
+      <w:r>
+        <w:t xml:space="preserve"> (không đổi thành </w:t>
+      </w:r>
+      <w:r>
+        <w:rPr>
+          <w:i/>
+          <w:iCs/>
+        </w:rPr>
+        <w:t>Were you...</w:t>
+      </w:r>
+      <w:r>
+        <w:t>).</w:t>
+      </w:r>
+    </w:p>
+    <w:p>
+      <w:r>
+        <w:pict w14:anchorId="5B30ACFC">
           <v:rect id="_x0000_i1038" style="width:0;height:1.5pt" o:hralign="center" o:hrstd="t" o:hr="t" fillcolor="#a0a0a0" stroked="f"/>
         </w:pict>
       </w:r>
@@ -5054,162 +5551,163 @@
           <w:b/>
           <w:bCs/>
         </w:rPr>
-        <w:t>PHẦN 3. CHỌN THÌ ĐÚNG</w:t>
-      </w:r>
-    </w:p>
-    <w:p>
-      <w:pPr>
-        <w:numPr>
-          <w:ilvl w:val="0"/>
-          <w:numId w:val="49"/>
-        </w:numPr>
-      </w:pPr>
-      <w:r>
-        <w:rPr>
-          <w:b/>
-          <w:bCs/>
-        </w:rPr>
-        <w:t>was watching</w:t>
-      </w:r>
-    </w:p>
-    <w:p>
-      <w:pPr>
-        <w:numPr>
-          <w:ilvl w:val="0"/>
-          <w:numId w:val="49"/>
-        </w:numPr>
-      </w:pPr>
-      <w:r>
-        <w:rPr>
-          <w:b/>
-          <w:bCs/>
-        </w:rPr>
-        <w:t>was cooking</w:t>
-      </w:r>
-    </w:p>
-    <w:p>
-      <w:pPr>
-        <w:numPr>
-          <w:ilvl w:val="0"/>
-          <w:numId w:val="49"/>
-        </w:numPr>
-      </w:pPr>
-      <w:r>
-        <w:rPr>
-          <w:b/>
-          <w:bCs/>
-        </w:rPr>
-        <w:t>were playing</w:t>
-      </w:r>
-    </w:p>
-    <w:p>
-      <w:pPr>
-        <w:numPr>
-          <w:ilvl w:val="0"/>
-          <w:numId w:val="49"/>
-        </w:numPr>
-      </w:pPr>
-      <w:r>
-        <w:rPr>
-          <w:b/>
-          <w:bCs/>
-        </w:rPr>
-        <w:t>was sleeping</w:t>
-      </w:r>
-    </w:p>
-    <w:p>
-      <w:pPr>
-        <w:numPr>
-          <w:ilvl w:val="0"/>
-          <w:numId w:val="49"/>
-        </w:numPr>
-      </w:pPr>
-      <w:r>
-        <w:rPr>
-          <w:b/>
-          <w:bCs/>
-        </w:rPr>
-        <w:t>were having</w:t>
-      </w:r>
-    </w:p>
-    <w:p>
-      <w:pPr>
-        <w:numPr>
-          <w:ilvl w:val="0"/>
-          <w:numId w:val="49"/>
-        </w:numPr>
-      </w:pPr>
-      <w:r>
-        <w:rPr>
-          <w:b/>
-          <w:bCs/>
-        </w:rPr>
-        <w:t>was reading</w:t>
-      </w:r>
-    </w:p>
-    <w:p>
-      <w:pPr>
-        <w:numPr>
-          <w:ilvl w:val="0"/>
-          <w:numId w:val="49"/>
-        </w:numPr>
-      </w:pPr>
-      <w:r>
-        <w:rPr>
-          <w:b/>
-          <w:bCs/>
-        </w:rPr>
-        <w:t>started</w:t>
-      </w:r>
-    </w:p>
-    <w:p>
-      <w:pPr>
-        <w:numPr>
-          <w:ilvl w:val="0"/>
-          <w:numId w:val="49"/>
-        </w:numPr>
-      </w:pPr>
-      <w:r>
-        <w:rPr>
-          <w:b/>
-          <w:bCs/>
-        </w:rPr>
-        <w:t>were walking</w:t>
-      </w:r>
-    </w:p>
-    <w:p>
-      <w:pPr>
-        <w:numPr>
-          <w:ilvl w:val="0"/>
-          <w:numId w:val="49"/>
-        </w:numPr>
-      </w:pPr>
-      <w:r>
-        <w:rPr>
-          <w:b/>
-          <w:bCs/>
-        </w:rPr>
-        <w:t>was writing</w:t>
-      </w:r>
-    </w:p>
-    <w:p>
-      <w:pPr>
-        <w:numPr>
-          <w:ilvl w:val="0"/>
-          <w:numId w:val="49"/>
-        </w:numPr>
-      </w:pPr>
-      <w:r>
-        <w:rPr>
-          <w:b/>
-          <w:bCs/>
-        </w:rPr>
-        <w:t>met</w:t>
-      </w:r>
-    </w:p>
-    <w:p>
-      <w:r>
-        <w:pict w14:anchorId="055FAFB7">
+        <w:t>PHẦN 6. ĐIỀN TỪ CÒN THIẾU</w:t>
+      </w:r>
+    </w:p>
+    <w:p>
+      <w:pPr>
+        <w:numPr>
+          <w:ilvl w:val="0"/>
+          <w:numId w:val="52"/>
+        </w:numPr>
+      </w:pPr>
+      <w:r>
+        <w:rPr>
+          <w:b/>
+          <w:bCs/>
+        </w:rPr>
+        <w:lastRenderedPageBreak/>
+        <w:t>was</w:t>
+      </w:r>
+    </w:p>
+    <w:p>
+      <w:pPr>
+        <w:numPr>
+          <w:ilvl w:val="0"/>
+          <w:numId w:val="52"/>
+        </w:numPr>
+      </w:pPr>
+      <w:r>
+        <w:rPr>
+          <w:b/>
+          <w:bCs/>
+        </w:rPr>
+        <w:t>were</w:t>
+      </w:r>
+    </w:p>
+    <w:p>
+      <w:pPr>
+        <w:numPr>
+          <w:ilvl w:val="0"/>
+          <w:numId w:val="52"/>
+        </w:numPr>
+      </w:pPr>
+      <w:r>
+        <w:rPr>
+          <w:b/>
+          <w:bCs/>
+        </w:rPr>
+        <w:t>wasn't</w:t>
+      </w:r>
+    </w:p>
+    <w:p>
+      <w:pPr>
+        <w:numPr>
+          <w:ilvl w:val="0"/>
+          <w:numId w:val="52"/>
+        </w:numPr>
+      </w:pPr>
+      <w:r>
+        <w:rPr>
+          <w:b/>
+          <w:bCs/>
+        </w:rPr>
+        <w:t>were</w:t>
+      </w:r>
+    </w:p>
+    <w:p>
+      <w:pPr>
+        <w:numPr>
+          <w:ilvl w:val="0"/>
+          <w:numId w:val="52"/>
+        </w:numPr>
+      </w:pPr>
+      <w:r>
+        <w:rPr>
+          <w:b/>
+          <w:bCs/>
+        </w:rPr>
+        <w:t>was</w:t>
+      </w:r>
+    </w:p>
+    <w:p>
+      <w:pPr>
+        <w:numPr>
+          <w:ilvl w:val="0"/>
+          <w:numId w:val="52"/>
+        </w:numPr>
+      </w:pPr>
+      <w:r>
+        <w:rPr>
+          <w:b/>
+          <w:bCs/>
+        </w:rPr>
+        <w:t>Were</w:t>
+      </w:r>
+    </w:p>
+    <w:p>
+      <w:pPr>
+        <w:numPr>
+          <w:ilvl w:val="0"/>
+          <w:numId w:val="52"/>
+        </w:numPr>
+      </w:pPr>
+      <w:r>
+        <w:rPr>
+          <w:b/>
+          <w:bCs/>
+        </w:rPr>
+        <w:t>Were</w:t>
+      </w:r>
+    </w:p>
+    <w:p>
+      <w:pPr>
+        <w:numPr>
+          <w:ilvl w:val="0"/>
+          <w:numId w:val="52"/>
+        </w:numPr>
+      </w:pPr>
+      <w:r>
+        <w:rPr>
+          <w:b/>
+          <w:bCs/>
+        </w:rPr>
+        <w:t>was</w:t>
+      </w:r>
+    </w:p>
+    <w:p>
+      <w:pPr>
+        <w:numPr>
+          <w:ilvl w:val="0"/>
+          <w:numId w:val="52"/>
+        </w:numPr>
+      </w:pPr>
+      <w:r>
+        <w:rPr>
+          <w:b/>
+          <w:bCs/>
+        </w:rPr>
+        <w:t>were</w:t>
+      </w:r>
+    </w:p>
+    <w:p>
+      <w:pPr>
+        <w:numPr>
+          <w:ilvl w:val="0"/>
+          <w:numId w:val="52"/>
+        </w:numPr>
+      </w:pPr>
+      <w:r>
+        <w:rPr>
+          <w:b/>
+          <w:bCs/>
+        </w:rPr>
+        <w:t>was</w:t>
+      </w:r>
+    </w:p>
+    <w:p>
+      <w:r>
+        <w:pict w14:anchorId="7569236C">
           <v:rect id="_x0000_i1039" style="width:0;height:1.5pt" o:hralign="center" o:hrstd="t" o:hr="t" fillcolor="#a0a0a0" stroked="f"/>
         </w:pict>
       </w:r>
@@ -5226,123 +5724,216 @@
           <w:b/>
           <w:bCs/>
         </w:rPr>
-        <w:t>PHẦN 4. VIẾT CÂU PHỦ ĐỊNH</w:t>
-      </w:r>
-    </w:p>
-    <w:p>
-      <w:pPr>
-        <w:numPr>
-          <w:ilvl w:val="0"/>
-          <w:numId w:val="50"/>
-        </w:numPr>
-      </w:pPr>
-      <w:r>
-        <w:lastRenderedPageBreak/>
-        <w:t>I wasn't watching TV.</w:t>
-      </w:r>
-    </w:p>
-    <w:p>
-      <w:pPr>
-        <w:numPr>
-          <w:ilvl w:val="0"/>
-          <w:numId w:val="50"/>
-        </w:numPr>
-      </w:pPr>
-      <w:r>
-        <w:t>She wasn't cooking dinner.</w:t>
-      </w:r>
-    </w:p>
-    <w:p>
-      <w:pPr>
-        <w:numPr>
-          <w:ilvl w:val="0"/>
-          <w:numId w:val="50"/>
-        </w:numPr>
-      </w:pPr>
-      <w:r>
-        <w:t>They weren't playing football.</w:t>
-      </w:r>
-    </w:p>
-    <w:p>
-      <w:pPr>
-        <w:numPr>
-          <w:ilvl w:val="0"/>
-          <w:numId w:val="50"/>
-        </w:numPr>
-      </w:pPr>
-      <w:r>
-        <w:t>My father wasn't reading a newspaper.</w:t>
-      </w:r>
-    </w:p>
-    <w:p>
-      <w:pPr>
-        <w:numPr>
-          <w:ilvl w:val="0"/>
-          <w:numId w:val="50"/>
-        </w:numPr>
-      </w:pPr>
-      <w:r>
-        <w:t>We weren't having lunch.</w:t>
-      </w:r>
-    </w:p>
-    <w:p>
-      <w:pPr>
-        <w:numPr>
-          <w:ilvl w:val="0"/>
-          <w:numId w:val="50"/>
-        </w:numPr>
-      </w:pPr>
-      <w:r>
-        <w:t>Anna wasn't studying English.</w:t>
-      </w:r>
-    </w:p>
-    <w:p>
-      <w:pPr>
-        <w:numPr>
-          <w:ilvl w:val="0"/>
-          <w:numId w:val="50"/>
-        </w:numPr>
-      </w:pPr>
-      <w:r>
-        <w:t>He wasn't sleeping.</w:t>
-      </w:r>
-    </w:p>
-    <w:p>
-      <w:pPr>
-        <w:numPr>
-          <w:ilvl w:val="0"/>
-          <w:numId w:val="50"/>
-        </w:numPr>
-      </w:pPr>
-      <w:r>
-        <w:t>The children weren't running.</w:t>
-      </w:r>
-    </w:p>
-    <w:p>
-      <w:pPr>
-        <w:numPr>
-          <w:ilvl w:val="0"/>
-          <w:numId w:val="50"/>
-        </w:numPr>
-      </w:pPr>
-      <w:r>
-        <w:t>I wasn't waiting for the bus.</w:t>
-      </w:r>
-    </w:p>
-    <w:p>
-      <w:pPr>
-        <w:numPr>
-          <w:ilvl w:val="0"/>
-          <w:numId w:val="50"/>
-        </w:numPr>
-      </w:pPr>
-      <w:r>
-        <w:t>They weren't talking.</w:t>
-      </w:r>
-    </w:p>
-    <w:p>
-      <w:r>
-        <w:pict w14:anchorId="42E4B641">
+        <w:t>PHẦN 7. SỬA LỖI SAI</w:t>
+      </w:r>
+    </w:p>
+    <w:p>
+      <w:pPr>
+        <w:numPr>
+          <w:ilvl w:val="0"/>
+          <w:numId w:val="53"/>
+        </w:numPr>
+      </w:pPr>
+      <w:r>
+        <w:t xml:space="preserve">I was </w:t>
+      </w:r>
+      <w:r>
+        <w:rPr>
+          <w:b/>
+          <w:bCs/>
+        </w:rPr>
+        <w:t>watching</w:t>
+      </w:r>
+      <w:r>
+        <w:t xml:space="preserve"> TV.</w:t>
+      </w:r>
+    </w:p>
+    <w:p>
+      <w:pPr>
+        <w:numPr>
+          <w:ilvl w:val="0"/>
+          <w:numId w:val="53"/>
+        </w:numPr>
+      </w:pPr>
+      <w:r>
+        <w:t xml:space="preserve">They were </w:t>
+      </w:r>
+      <w:r>
+        <w:rPr>
+          <w:b/>
+          <w:bCs/>
+        </w:rPr>
+        <w:t>playing</w:t>
+      </w:r>
+      <w:r>
+        <w:t xml:space="preserve"> football.</w:t>
+      </w:r>
+    </w:p>
+    <w:p>
+      <w:pPr>
+        <w:numPr>
+          <w:ilvl w:val="0"/>
+          <w:numId w:val="53"/>
+        </w:numPr>
+      </w:pPr>
+      <w:r>
+        <w:rPr>
+          <w:b/>
+          <w:bCs/>
+        </w:rPr>
+        <w:t>Were</w:t>
+      </w:r>
+      <w:r>
+        <w:t xml:space="preserve"> you sleeping?</w:t>
+      </w:r>
+    </w:p>
+    <w:p>
+      <w:pPr>
+        <w:numPr>
+          <w:ilvl w:val="0"/>
+          <w:numId w:val="53"/>
+        </w:numPr>
+      </w:pPr>
+      <w:r>
+        <w:t xml:space="preserve">She </w:t>
+      </w:r>
+      <w:r>
+        <w:rPr>
+          <w:b/>
+          <w:bCs/>
+        </w:rPr>
+        <w:t>was</w:t>
+      </w:r>
+      <w:r>
+        <w:t xml:space="preserve"> cooking dinner.</w:t>
+      </w:r>
+    </w:p>
+    <w:p>
+      <w:pPr>
+        <w:numPr>
+          <w:ilvl w:val="0"/>
+          <w:numId w:val="53"/>
+        </w:numPr>
+      </w:pPr>
+      <w:r>
+        <w:t xml:space="preserve">He was </w:t>
+      </w:r>
+      <w:r>
+        <w:rPr>
+          <w:b/>
+          <w:bCs/>
+        </w:rPr>
+        <w:t>reading</w:t>
+      </w:r>
+      <w:r>
+        <w:t xml:space="preserve"> a book.</w:t>
+      </w:r>
+    </w:p>
+    <w:p>
+      <w:pPr>
+        <w:numPr>
+          <w:ilvl w:val="0"/>
+          <w:numId w:val="53"/>
+        </w:numPr>
+      </w:pPr>
+      <w:r>
+        <w:t xml:space="preserve">We </w:t>
+      </w:r>
+      <w:r>
+        <w:rPr>
+          <w:b/>
+          <w:bCs/>
+        </w:rPr>
+        <w:t>were</w:t>
+      </w:r>
+      <w:r>
+        <w:t xml:space="preserve"> having lunch.</w:t>
+      </w:r>
+    </w:p>
+    <w:p>
+      <w:pPr>
+        <w:numPr>
+          <w:ilvl w:val="0"/>
+          <w:numId w:val="53"/>
+        </w:numPr>
+      </w:pPr>
+      <w:r>
+        <w:t xml:space="preserve">They </w:t>
+      </w:r>
+      <w:r>
+        <w:rPr>
+          <w:b/>
+          <w:bCs/>
+        </w:rPr>
+        <w:t>weren't</w:t>
+      </w:r>
+      <w:r>
+        <w:t xml:space="preserve"> studying.</w:t>
+      </w:r>
+    </w:p>
+    <w:p>
+      <w:pPr>
+        <w:numPr>
+          <w:ilvl w:val="0"/>
+          <w:numId w:val="53"/>
+        </w:numPr>
+      </w:pPr>
+      <w:r>
+        <w:t xml:space="preserve">I was sleeping when my mother </w:t>
+      </w:r>
+      <w:r>
+        <w:rPr>
+          <w:b/>
+          <w:bCs/>
+        </w:rPr>
+        <w:t>called</w:t>
+      </w:r>
+      <w:r>
+        <w:t xml:space="preserve"> me.</w:t>
+      </w:r>
+    </w:p>
+    <w:p>
+      <w:pPr>
+        <w:numPr>
+          <w:ilvl w:val="0"/>
+          <w:numId w:val="53"/>
+        </w:numPr>
+      </w:pPr>
+      <w:r>
+        <w:rPr>
+          <w:b/>
+          <w:bCs/>
+        </w:rPr>
+        <w:t>Was</w:t>
+      </w:r>
+      <w:r>
+        <w:t xml:space="preserve"> she waiting for the bus?</w:t>
+      </w:r>
+    </w:p>
+    <w:p>
+      <w:pPr>
+        <w:numPr>
+          <w:ilvl w:val="0"/>
+          <w:numId w:val="53"/>
+        </w:numPr>
+      </w:pPr>
+      <w:r>
+        <w:t xml:space="preserve">My parents </w:t>
+      </w:r>
+      <w:r>
+        <w:rPr>
+          <w:b/>
+          <w:bCs/>
+        </w:rPr>
+        <w:t>were</w:t>
+      </w:r>
+      <w:r>
+        <w:t xml:space="preserve"> watching TV.</w:t>
+      </w:r>
+    </w:p>
+    <w:p>
+      <w:r>
+        <w:pict w14:anchorId="5D80EB4E">
           <v:rect id="_x0000_i1040" style="width:0;height:1.5pt" o:hralign="center" o:hrstd="t" o:hr="t" fillcolor="#a0a0a0" stroked="f"/>
         </w:pict>
       </w:r>
@@ -5359,154 +5950,123 @@
           <w:b/>
           <w:bCs/>
         </w:rPr>
-        <w:t>PHẦN 5. VIẾT THÀNH CÂU HỎI</w:t>
-      </w:r>
-    </w:p>
-    <w:p>
-      <w:pPr>
-        <w:numPr>
-          <w:ilvl w:val="0"/>
-          <w:numId w:val="51"/>
-        </w:numPr>
-      </w:pPr>
-      <w:r>
-        <w:t>Was she watching TV?</w:t>
-      </w:r>
-    </w:p>
-    <w:p>
-      <w:pPr>
-        <w:numPr>
-          <w:ilvl w:val="0"/>
-          <w:numId w:val="51"/>
-        </w:numPr>
-      </w:pPr>
-      <w:r>
-        <w:t>Were they playing football?</w:t>
-      </w:r>
-    </w:p>
-    <w:p>
-      <w:pPr>
-        <w:numPr>
-          <w:ilvl w:val="0"/>
-          <w:numId w:val="51"/>
-        </w:numPr>
-      </w:pPr>
-      <w:r>
-        <w:t>Was Tom reading a book?</w:t>
-      </w:r>
-    </w:p>
-    <w:p>
-      <w:pPr>
-        <w:numPr>
-          <w:ilvl w:val="0"/>
-          <w:numId w:val="51"/>
-        </w:numPr>
-      </w:pPr>
-      <w:r>
-        <w:t>Were we having dinner?</w:t>
-      </w:r>
-    </w:p>
-    <w:p>
-      <w:pPr>
-        <w:numPr>
-          <w:ilvl w:val="0"/>
-          <w:numId w:val="51"/>
-        </w:numPr>
-      </w:pPr>
-      <w:r>
-        <w:t>Was Anna studying English?</w:t>
-      </w:r>
-    </w:p>
-    <w:p>
-      <w:pPr>
-        <w:numPr>
-          <w:ilvl w:val="0"/>
-          <w:numId w:val="51"/>
-        </w:numPr>
-      </w:pPr>
-      <w:r>
-        <w:t>Was my father driving home?</w:t>
-      </w:r>
-    </w:p>
-    <w:p>
-      <w:pPr>
-        <w:numPr>
-          <w:ilvl w:val="0"/>
-          <w:numId w:val="51"/>
-        </w:numPr>
-      </w:pPr>
-      <w:r>
-        <w:t>Were the children sleeping?</w:t>
-      </w:r>
-    </w:p>
-    <w:p>
-      <w:pPr>
-        <w:numPr>
-          <w:ilvl w:val="0"/>
-          <w:numId w:val="51"/>
-        </w:numPr>
-      </w:pPr>
-      <w:r>
-        <w:t>Were you waiting for the bus?</w:t>
-      </w:r>
-    </w:p>
-    <w:p>
-      <w:pPr>
-        <w:numPr>
-          <w:ilvl w:val="0"/>
-          <w:numId w:val="51"/>
-        </w:numPr>
-      </w:pPr>
-      <w:r>
-        <w:t>Was she writing an email?</w:t>
-      </w:r>
-    </w:p>
-    <w:p>
-      <w:pPr>
-        <w:numPr>
-          <w:ilvl w:val="0"/>
-          <w:numId w:val="51"/>
-        </w:numPr>
-      </w:pPr>
-      <w:r>
-        <w:t>Were they working?</w:t>
-      </w:r>
-    </w:p>
-    <w:p>
-      <w:r>
-        <w:rPr>
-          <w:b/>
-          <w:bCs/>
-        </w:rPr>
-        <w:t>Lưu ý:</w:t>
-      </w:r>
-      <w:r>
-        <w:t xml:space="preserve"> Giữ nguyên chủ ngữ của câu gốc. Vì vậy câu 4 là </w:t>
-      </w:r>
-      <w:r>
-        <w:rPr>
-          <w:b/>
-          <w:bCs/>
-        </w:rPr>
-        <w:t>Were we having dinner?</w:t>
-      </w:r>
-      <w:r>
-        <w:t xml:space="preserve"> (không đổi thành </w:t>
-      </w:r>
-      <w:r>
-        <w:rPr>
-          <w:i/>
-          <w:iCs/>
-        </w:rPr>
-        <w:t>Were you...</w:t>
-      </w:r>
-      <w:r>
-        <w:t>).</w:t>
-      </w:r>
-    </w:p>
-    <w:p>
-      <w:r>
-        <w:pict w14:anchorId="5B30ACFC">
+        <w:t>PHẦN 8. DỊCH SANG TIẾNG ANH</w:t>
+      </w:r>
+    </w:p>
+    <w:p>
+      <w:pPr>
+        <w:numPr>
+          <w:ilvl w:val="0"/>
+          <w:numId w:val="54"/>
+        </w:numPr>
+      </w:pPr>
+      <w:r>
+        <w:t>I was watching TV at 8 p.m. yesterday.</w:t>
+      </w:r>
+    </w:p>
+    <w:p>
+      <w:pPr>
+        <w:numPr>
+          <w:ilvl w:val="0"/>
+          <w:numId w:val="54"/>
+        </w:numPr>
+      </w:pPr>
+      <w:r>
+        <w:t>She was cooking dinner when I arrived.</w:t>
+      </w:r>
+    </w:p>
+    <w:p>
+      <w:pPr>
+        <w:numPr>
+          <w:ilvl w:val="0"/>
+          <w:numId w:val="54"/>
+        </w:numPr>
+      </w:pPr>
+      <w:r>
+        <w:lastRenderedPageBreak/>
+        <w:t>We were studying when it started to rain.</w:t>
+      </w:r>
+    </w:p>
+    <w:p>
+      <w:pPr>
+        <w:numPr>
+          <w:ilvl w:val="0"/>
+          <w:numId w:val="54"/>
+        </w:numPr>
+      </w:pPr>
+      <w:r>
+        <w:t>They were playing football in the park.</w:t>
+      </w:r>
+    </w:p>
+    <w:p>
+      <w:pPr>
+        <w:numPr>
+          <w:ilvl w:val="0"/>
+          <w:numId w:val="54"/>
+        </w:numPr>
+      </w:pPr>
+      <w:r>
+        <w:t>What were you doing at that time?</w:t>
+      </w:r>
+    </w:p>
+    <w:p>
+      <w:pPr>
+        <w:numPr>
+          <w:ilvl w:val="0"/>
+          <w:numId w:val="54"/>
+        </w:numPr>
+      </w:pPr>
+      <w:r>
+        <w:t>I was waiting for the bus.</w:t>
+      </w:r>
+    </w:p>
+    <w:p>
+      <w:pPr>
+        <w:numPr>
+          <w:ilvl w:val="0"/>
+          <w:numId w:val="54"/>
+        </w:numPr>
+      </w:pPr>
+      <w:r>
+        <w:t>My father was driving home.</w:t>
+      </w:r>
+    </w:p>
+    <w:p>
+      <w:pPr>
+        <w:numPr>
+          <w:ilvl w:val="0"/>
+          <w:numId w:val="54"/>
+        </w:numPr>
+      </w:pPr>
+      <w:r>
+        <w:t>My mother was cooking while my father was reading a newspaper.</w:t>
+      </w:r>
+    </w:p>
+    <w:p>
+      <w:pPr>
+        <w:numPr>
+          <w:ilvl w:val="0"/>
+          <w:numId w:val="54"/>
+        </w:numPr>
+      </w:pPr>
+      <w:r>
+        <w:t>They weren't working.</w:t>
+      </w:r>
+    </w:p>
+    <w:p>
+      <w:pPr>
+        <w:numPr>
+          <w:ilvl w:val="0"/>
+          <w:numId w:val="54"/>
+        </w:numPr>
+      </w:pPr>
+      <w:r>
+        <w:t>Were you sleeping at 10 p.m.?</w:t>
+      </w:r>
+    </w:p>
+    <w:p>
+      <w:r>
+        <w:pict w14:anchorId="35CFFFF4">
           <v:rect id="_x0000_i1041" style="width:0;height:1.5pt" o:hralign="center" o:hrstd="t" o:hr="t" fillcolor="#a0a0a0" stroked="f"/>
         </w:pict>
       </w:r>
@@ -5523,163 +6083,130 @@
           <w:b/>
           <w:bCs/>
         </w:rPr>
-        <w:t>PHẦN 6. ĐIỀN TỪ CÒN THIẾU</w:t>
-      </w:r>
-    </w:p>
-    <w:p>
-      <w:pPr>
-        <w:numPr>
-          <w:ilvl w:val="0"/>
-          <w:numId w:val="52"/>
-        </w:numPr>
-      </w:pPr>
-      <w:r>
-        <w:rPr>
-          <w:b/>
-          <w:bCs/>
-        </w:rPr>
-        <w:lastRenderedPageBreak/>
-        <w:t>was</w:t>
-      </w:r>
-    </w:p>
-    <w:p>
-      <w:pPr>
-        <w:numPr>
-          <w:ilvl w:val="0"/>
-          <w:numId w:val="52"/>
-        </w:numPr>
-      </w:pPr>
-      <w:r>
-        <w:rPr>
-          <w:b/>
-          <w:bCs/>
-        </w:rPr>
-        <w:t>were</w:t>
-      </w:r>
-    </w:p>
-    <w:p>
-      <w:pPr>
-        <w:numPr>
-          <w:ilvl w:val="0"/>
-          <w:numId w:val="52"/>
-        </w:numPr>
-      </w:pPr>
-      <w:r>
-        <w:rPr>
-          <w:b/>
-          <w:bCs/>
-        </w:rPr>
-        <w:t>wasn't</w:t>
-      </w:r>
-    </w:p>
-    <w:p>
-      <w:pPr>
-        <w:numPr>
-          <w:ilvl w:val="0"/>
-          <w:numId w:val="52"/>
-        </w:numPr>
-      </w:pPr>
-      <w:r>
-        <w:rPr>
-          <w:b/>
-          <w:bCs/>
-        </w:rPr>
-        <w:t>were</w:t>
-      </w:r>
-    </w:p>
-    <w:p>
-      <w:pPr>
-        <w:numPr>
-          <w:ilvl w:val="0"/>
-          <w:numId w:val="52"/>
-        </w:numPr>
-      </w:pPr>
-      <w:r>
-        <w:rPr>
-          <w:b/>
-          <w:bCs/>
-        </w:rPr>
-        <w:t>was</w:t>
-      </w:r>
-    </w:p>
-    <w:p>
-      <w:pPr>
-        <w:numPr>
-          <w:ilvl w:val="0"/>
-          <w:numId w:val="52"/>
-        </w:numPr>
-      </w:pPr>
-      <w:r>
-        <w:rPr>
-          <w:b/>
-          <w:bCs/>
-        </w:rPr>
-        <w:t>Were</w:t>
-      </w:r>
-    </w:p>
-    <w:p>
-      <w:pPr>
-        <w:numPr>
-          <w:ilvl w:val="0"/>
-          <w:numId w:val="52"/>
-        </w:numPr>
-      </w:pPr>
-      <w:r>
-        <w:rPr>
-          <w:b/>
-          <w:bCs/>
-        </w:rPr>
-        <w:t>Were</w:t>
-      </w:r>
-    </w:p>
-    <w:p>
-      <w:pPr>
-        <w:numPr>
-          <w:ilvl w:val="0"/>
-          <w:numId w:val="52"/>
-        </w:numPr>
-      </w:pPr>
-      <w:r>
-        <w:rPr>
-          <w:b/>
-          <w:bCs/>
-        </w:rPr>
-        <w:t>was</w:t>
-      </w:r>
-    </w:p>
-    <w:p>
-      <w:pPr>
-        <w:numPr>
-          <w:ilvl w:val="0"/>
-          <w:numId w:val="52"/>
-        </w:numPr>
-      </w:pPr>
-      <w:r>
-        <w:rPr>
-          <w:b/>
-          <w:bCs/>
-        </w:rPr>
-        <w:t>were</w:t>
-      </w:r>
-    </w:p>
-    <w:p>
-      <w:pPr>
-        <w:numPr>
-          <w:ilvl w:val="0"/>
-          <w:numId w:val="52"/>
-        </w:numPr>
-      </w:pPr>
-      <w:r>
-        <w:rPr>
-          <w:b/>
-          <w:bCs/>
-        </w:rPr>
-        <w:t>was</w:t>
-      </w:r>
-    </w:p>
-    <w:p>
-      <w:r>
-        <w:pict w14:anchorId="7569236C">
+        <w:t>PHẦN 9. ĐỌC HIỂU</w:t>
+      </w:r>
+    </w:p>
+    <w:p>
+      <w:pPr>
+        <w:numPr>
+          <w:ilvl w:val="0"/>
+          <w:numId w:val="55"/>
+        </w:numPr>
+      </w:pPr>
+      <w:r>
+        <w:t>He was doing his homework.</w:t>
+      </w:r>
+    </w:p>
+    <w:p>
+      <w:pPr>
+        <w:numPr>
+          <w:ilvl w:val="0"/>
+          <w:numId w:val="55"/>
+        </w:numPr>
+      </w:pPr>
+      <w:r>
+        <w:t>She was reading a book.</w:t>
+      </w:r>
+    </w:p>
+    <w:p>
+      <w:pPr>
+        <w:numPr>
+          <w:ilvl w:val="0"/>
+          <w:numId w:val="55"/>
+        </w:numPr>
+      </w:pPr>
+      <w:r>
+        <w:t>He was watching TV.</w:t>
+      </w:r>
+    </w:p>
+    <w:p>
+      <w:pPr>
+        <w:numPr>
+          <w:ilvl w:val="0"/>
+          <w:numId w:val="55"/>
+        </w:numPr>
+      </w:pPr>
+      <w:r>
+        <w:t>She was cooking dinner.</w:t>
+      </w:r>
+    </w:p>
+    <w:p>
+      <w:pPr>
+        <w:numPr>
+          <w:ilvl w:val="0"/>
+          <w:numId w:val="55"/>
+        </w:numPr>
+      </w:pPr>
+      <w:r>
+        <w:t>The lights went out.</w:t>
+      </w:r>
+    </w:p>
+    <w:p>
+      <w:pPr>
+        <w:numPr>
+          <w:ilvl w:val="0"/>
+          <w:numId w:val="55"/>
+        </w:numPr>
+      </w:pPr>
+      <w:r>
+        <w:t>Yes, they did.</w:t>
+      </w:r>
+    </w:p>
+    <w:p>
+      <w:pPr>
+        <w:numPr>
+          <w:ilvl w:val="0"/>
+          <w:numId w:val="55"/>
+        </w:numPr>
+      </w:pPr>
+      <w:r>
+        <w:t>After a few minutes.</w:t>
+      </w:r>
+    </w:p>
+    <w:p>
+      <w:pPr>
+        <w:numPr>
+          <w:ilvl w:val="0"/>
+          <w:numId w:val="55"/>
+        </w:numPr>
+      </w:pPr>
+      <w:r>
+        <w:rPr>
+          <w:b/>
+          <w:bCs/>
+        </w:rPr>
+        <w:t>Tom was doing his homework at 8 p.m.</w:t>
+      </w:r>
+    </w:p>
+    <w:p>
+      <w:pPr>
+        <w:numPr>
+          <w:ilvl w:val="0"/>
+          <w:numId w:val="55"/>
+        </w:numPr>
+      </w:pPr>
+      <w:r>
+        <w:rPr>
+          <w:b/>
+          <w:bCs/>
+        </w:rPr>
+        <w:t>The lights went out.</w:t>
+      </w:r>
+    </w:p>
+    <w:p>
+      <w:pPr>
+        <w:numPr>
+          <w:ilvl w:val="0"/>
+          <w:numId w:val="55"/>
+        </w:numPr>
+      </w:pPr>
+      <w:r>
+        <w:t>They finished their work.</w:t>
+      </w:r>
+    </w:p>
+    <w:p>
+      <w:r>
+        <w:pict w14:anchorId="079B0DB5">
           <v:rect id="_x0000_i1042" style="width:0;height:1.5pt" o:hralign="center" o:hrstd="t" o:hr="t" fillcolor="#a0a0a0" stroked="f"/>
         </w:pict>
       </w:r>
@@ -5696,505 +6223,6 @@
           <w:b/>
           <w:bCs/>
         </w:rPr>
-        <w:t>PHẦN 7. SỬA LỖI SAI</w:t>
-      </w:r>
-    </w:p>
-    <w:p>
-      <w:pPr>
-        <w:numPr>
-          <w:ilvl w:val="0"/>
-          <w:numId w:val="53"/>
-        </w:numPr>
-      </w:pPr>
-      <w:r>
-        <w:t xml:space="preserve">I was </w:t>
-      </w:r>
-      <w:r>
-        <w:rPr>
-          <w:b/>
-          <w:bCs/>
-        </w:rPr>
-        <w:t>watching</w:t>
-      </w:r>
-      <w:r>
-        <w:t xml:space="preserve"> TV.</w:t>
-      </w:r>
-    </w:p>
-    <w:p>
-      <w:pPr>
-        <w:numPr>
-          <w:ilvl w:val="0"/>
-          <w:numId w:val="53"/>
-        </w:numPr>
-      </w:pPr>
-      <w:r>
-        <w:t xml:space="preserve">They were </w:t>
-      </w:r>
-      <w:r>
-        <w:rPr>
-          <w:b/>
-          <w:bCs/>
-        </w:rPr>
-        <w:t>playing</w:t>
-      </w:r>
-      <w:r>
-        <w:t xml:space="preserve"> football.</w:t>
-      </w:r>
-    </w:p>
-    <w:p>
-      <w:pPr>
-        <w:numPr>
-          <w:ilvl w:val="0"/>
-          <w:numId w:val="53"/>
-        </w:numPr>
-      </w:pPr>
-      <w:r>
-        <w:rPr>
-          <w:b/>
-          <w:bCs/>
-        </w:rPr>
-        <w:t>Were</w:t>
-      </w:r>
-      <w:r>
-        <w:t xml:space="preserve"> you sleeping?</w:t>
-      </w:r>
-    </w:p>
-    <w:p>
-      <w:pPr>
-        <w:numPr>
-          <w:ilvl w:val="0"/>
-          <w:numId w:val="53"/>
-        </w:numPr>
-      </w:pPr>
-      <w:r>
-        <w:t xml:space="preserve">She </w:t>
-      </w:r>
-      <w:r>
-        <w:rPr>
-          <w:b/>
-          <w:bCs/>
-        </w:rPr>
-        <w:t>was</w:t>
-      </w:r>
-      <w:r>
-        <w:t xml:space="preserve"> cooking dinner.</w:t>
-      </w:r>
-    </w:p>
-    <w:p>
-      <w:pPr>
-        <w:numPr>
-          <w:ilvl w:val="0"/>
-          <w:numId w:val="53"/>
-        </w:numPr>
-      </w:pPr>
-      <w:r>
-        <w:t xml:space="preserve">He was </w:t>
-      </w:r>
-      <w:r>
-        <w:rPr>
-          <w:b/>
-          <w:bCs/>
-        </w:rPr>
-        <w:t>reading</w:t>
-      </w:r>
-      <w:r>
-        <w:t xml:space="preserve"> a book.</w:t>
-      </w:r>
-    </w:p>
-    <w:p>
-      <w:pPr>
-        <w:numPr>
-          <w:ilvl w:val="0"/>
-          <w:numId w:val="53"/>
-        </w:numPr>
-      </w:pPr>
-      <w:r>
-        <w:t xml:space="preserve">We </w:t>
-      </w:r>
-      <w:r>
-        <w:rPr>
-          <w:b/>
-          <w:bCs/>
-        </w:rPr>
-        <w:t>were</w:t>
-      </w:r>
-      <w:r>
-        <w:t xml:space="preserve"> having lunch.</w:t>
-      </w:r>
-    </w:p>
-    <w:p>
-      <w:pPr>
-        <w:numPr>
-          <w:ilvl w:val="0"/>
-          <w:numId w:val="53"/>
-        </w:numPr>
-      </w:pPr>
-      <w:r>
-        <w:t xml:space="preserve">They </w:t>
-      </w:r>
-      <w:r>
-        <w:rPr>
-          <w:b/>
-          <w:bCs/>
-        </w:rPr>
-        <w:t>weren't</w:t>
-      </w:r>
-      <w:r>
-        <w:t xml:space="preserve"> studying.</w:t>
-      </w:r>
-    </w:p>
-    <w:p>
-      <w:pPr>
-        <w:numPr>
-          <w:ilvl w:val="0"/>
-          <w:numId w:val="53"/>
-        </w:numPr>
-      </w:pPr>
-      <w:r>
-        <w:t xml:space="preserve">I was sleeping when my mother </w:t>
-      </w:r>
-      <w:r>
-        <w:rPr>
-          <w:b/>
-          <w:bCs/>
-        </w:rPr>
-        <w:t>called</w:t>
-      </w:r>
-      <w:r>
-        <w:t xml:space="preserve"> me.</w:t>
-      </w:r>
-    </w:p>
-    <w:p>
-      <w:pPr>
-        <w:numPr>
-          <w:ilvl w:val="0"/>
-          <w:numId w:val="53"/>
-        </w:numPr>
-      </w:pPr>
-      <w:r>
-        <w:rPr>
-          <w:b/>
-          <w:bCs/>
-        </w:rPr>
-        <w:t>Was</w:t>
-      </w:r>
-      <w:r>
-        <w:t xml:space="preserve"> she waiting for the bus?</w:t>
-      </w:r>
-    </w:p>
-    <w:p>
-      <w:pPr>
-        <w:numPr>
-          <w:ilvl w:val="0"/>
-          <w:numId w:val="53"/>
-        </w:numPr>
-      </w:pPr>
-      <w:r>
-        <w:t xml:space="preserve">My parents </w:t>
-      </w:r>
-      <w:r>
-        <w:rPr>
-          <w:b/>
-          <w:bCs/>
-        </w:rPr>
-        <w:t>were</w:t>
-      </w:r>
-      <w:r>
-        <w:t xml:space="preserve"> watching TV.</w:t>
-      </w:r>
-    </w:p>
-    <w:p>
-      <w:r>
-        <w:pict w14:anchorId="5D80EB4E">
-          <v:rect id="_x0000_i1043" style="width:0;height:1.5pt" o:hralign="center" o:hrstd="t" o:hr="t" fillcolor="#a0a0a0" stroked="f"/>
-        </w:pict>
-      </w:r>
-    </w:p>
-    <w:p>
-      <w:pPr>
-        <w:rPr>
-          <w:b/>
-          <w:bCs/>
-        </w:rPr>
-      </w:pPr>
-      <w:r>
-        <w:rPr>
-          <w:b/>
-          <w:bCs/>
-        </w:rPr>
-        <w:t>PHẦN 8. DỊCH SANG TIẾNG ANH</w:t>
-      </w:r>
-    </w:p>
-    <w:p>
-      <w:pPr>
-        <w:numPr>
-          <w:ilvl w:val="0"/>
-          <w:numId w:val="54"/>
-        </w:numPr>
-      </w:pPr>
-      <w:r>
-        <w:t>I was watching TV at 8 p.m. yesterday.</w:t>
-      </w:r>
-    </w:p>
-    <w:p>
-      <w:pPr>
-        <w:numPr>
-          <w:ilvl w:val="0"/>
-          <w:numId w:val="54"/>
-        </w:numPr>
-      </w:pPr>
-      <w:r>
-        <w:t>She was cooking dinner when I arrived.</w:t>
-      </w:r>
-    </w:p>
-    <w:p>
-      <w:pPr>
-        <w:numPr>
-          <w:ilvl w:val="0"/>
-          <w:numId w:val="54"/>
-        </w:numPr>
-      </w:pPr>
-      <w:r>
-        <w:lastRenderedPageBreak/>
-        <w:t>We were studying when it started to rain.</w:t>
-      </w:r>
-    </w:p>
-    <w:p>
-      <w:pPr>
-        <w:numPr>
-          <w:ilvl w:val="0"/>
-          <w:numId w:val="54"/>
-        </w:numPr>
-      </w:pPr>
-      <w:r>
-        <w:t>They were playing football in the park.</w:t>
-      </w:r>
-    </w:p>
-    <w:p>
-      <w:pPr>
-        <w:numPr>
-          <w:ilvl w:val="0"/>
-          <w:numId w:val="54"/>
-        </w:numPr>
-      </w:pPr>
-      <w:r>
-        <w:t>What were you doing at that time?</w:t>
-      </w:r>
-    </w:p>
-    <w:p>
-      <w:pPr>
-        <w:numPr>
-          <w:ilvl w:val="0"/>
-          <w:numId w:val="54"/>
-        </w:numPr>
-      </w:pPr>
-      <w:r>
-        <w:t>I was waiting for the bus.</w:t>
-      </w:r>
-    </w:p>
-    <w:p>
-      <w:pPr>
-        <w:numPr>
-          <w:ilvl w:val="0"/>
-          <w:numId w:val="54"/>
-        </w:numPr>
-      </w:pPr>
-      <w:r>
-        <w:t>My father was driving home.</w:t>
-      </w:r>
-    </w:p>
-    <w:p>
-      <w:pPr>
-        <w:numPr>
-          <w:ilvl w:val="0"/>
-          <w:numId w:val="54"/>
-        </w:numPr>
-      </w:pPr>
-      <w:r>
-        <w:t>My mother was cooking while my father was reading a newspaper.</w:t>
-      </w:r>
-    </w:p>
-    <w:p>
-      <w:pPr>
-        <w:numPr>
-          <w:ilvl w:val="0"/>
-          <w:numId w:val="54"/>
-        </w:numPr>
-      </w:pPr>
-      <w:r>
-        <w:t>They weren't working.</w:t>
-      </w:r>
-    </w:p>
-    <w:p>
-      <w:pPr>
-        <w:numPr>
-          <w:ilvl w:val="0"/>
-          <w:numId w:val="54"/>
-        </w:numPr>
-      </w:pPr>
-      <w:r>
-        <w:t>Were you sleeping at 10 p.m.?</w:t>
-      </w:r>
-    </w:p>
-    <w:p>
-      <w:r>
-        <w:pict w14:anchorId="35CFFFF4">
-          <v:rect id="_x0000_i1044" style="width:0;height:1.5pt" o:hralign="center" o:hrstd="t" o:hr="t" fillcolor="#a0a0a0" stroked="f"/>
-        </w:pict>
-      </w:r>
-    </w:p>
-    <w:p>
-      <w:pPr>
-        <w:rPr>
-          <w:b/>
-          <w:bCs/>
-        </w:rPr>
-      </w:pPr>
-      <w:r>
-        <w:rPr>
-          <w:b/>
-          <w:bCs/>
-        </w:rPr>
-        <w:t>PHẦN 9. ĐỌC HIỂU</w:t>
-      </w:r>
-    </w:p>
-    <w:p>
-      <w:pPr>
-        <w:numPr>
-          <w:ilvl w:val="0"/>
-          <w:numId w:val="55"/>
-        </w:numPr>
-      </w:pPr>
-      <w:r>
-        <w:t>He was doing his homework.</w:t>
-      </w:r>
-    </w:p>
-    <w:p>
-      <w:pPr>
-        <w:numPr>
-          <w:ilvl w:val="0"/>
-          <w:numId w:val="55"/>
-        </w:numPr>
-      </w:pPr>
-      <w:r>
-        <w:t>She was reading a book.</w:t>
-      </w:r>
-    </w:p>
-    <w:p>
-      <w:pPr>
-        <w:numPr>
-          <w:ilvl w:val="0"/>
-          <w:numId w:val="55"/>
-        </w:numPr>
-      </w:pPr>
-      <w:r>
-        <w:t>He was watching TV.</w:t>
-      </w:r>
-    </w:p>
-    <w:p>
-      <w:pPr>
-        <w:numPr>
-          <w:ilvl w:val="0"/>
-          <w:numId w:val="55"/>
-        </w:numPr>
-      </w:pPr>
-      <w:r>
-        <w:t>She was cooking dinner.</w:t>
-      </w:r>
-    </w:p>
-    <w:p>
-      <w:pPr>
-        <w:numPr>
-          <w:ilvl w:val="0"/>
-          <w:numId w:val="55"/>
-        </w:numPr>
-      </w:pPr>
-      <w:r>
-        <w:t>The lights went out.</w:t>
-      </w:r>
-    </w:p>
-    <w:p>
-      <w:pPr>
-        <w:numPr>
-          <w:ilvl w:val="0"/>
-          <w:numId w:val="55"/>
-        </w:numPr>
-      </w:pPr>
-      <w:r>
-        <w:t>Yes, they did.</w:t>
-      </w:r>
-    </w:p>
-    <w:p>
-      <w:pPr>
-        <w:numPr>
-          <w:ilvl w:val="0"/>
-          <w:numId w:val="55"/>
-        </w:numPr>
-      </w:pPr>
-      <w:r>
-        <w:t>After a few minutes.</w:t>
-      </w:r>
-    </w:p>
-    <w:p>
-      <w:pPr>
-        <w:numPr>
-          <w:ilvl w:val="0"/>
-          <w:numId w:val="55"/>
-        </w:numPr>
-      </w:pPr>
-      <w:r>
-        <w:rPr>
-          <w:b/>
-          <w:bCs/>
-        </w:rPr>
-        <w:t>Tom was doing his homework at 8 p.m.</w:t>
-      </w:r>
-    </w:p>
-    <w:p>
-      <w:pPr>
-        <w:numPr>
-          <w:ilvl w:val="0"/>
-          <w:numId w:val="55"/>
-        </w:numPr>
-      </w:pPr>
-      <w:r>
-        <w:rPr>
-          <w:b/>
-          <w:bCs/>
-        </w:rPr>
-        <w:t>The lights went out.</w:t>
-      </w:r>
-    </w:p>
-    <w:p>
-      <w:pPr>
-        <w:numPr>
-          <w:ilvl w:val="0"/>
-          <w:numId w:val="55"/>
-        </w:numPr>
-      </w:pPr>
-      <w:r>
-        <w:t>They finished their work.</w:t>
-      </w:r>
-    </w:p>
-    <w:p>
-      <w:r>
-        <w:pict w14:anchorId="079B0DB5">
-          <v:rect id="_x0000_i1045" style="width:0;height:1.5pt" o:hralign="center" o:hrstd="t" o:hr="t" fillcolor="#a0a0a0" stroked="f"/>
-        </w:pict>
-      </w:r>
-    </w:p>
-    <w:p>
-      <w:pPr>
-        <w:rPr>
-          <w:b/>
-          <w:bCs/>
-        </w:rPr>
-      </w:pPr>
-      <w:r>
-        <w:rPr>
-          <w:b/>
-          <w:bCs/>
-        </w:rPr>
         <w:t>PHẦN 10. VIẾT CÂU</w:t>
       </w:r>
     </w:p>
@@ -6312,7 +6340,7 @@
     <w:p>
       <w:r>
         <w:pict w14:anchorId="626998F7">
-          <v:rect id="_x0000_i1046" style="width:0;height:1.5pt" o:hralign="center" o:hrstd="t" o:hr="t" fillcolor="#a0a0a0" stroked="f"/>
+          <v:rect id="_x0000_i1043" style="width:0;height:1.5pt" o:hralign="center" o:hrstd="t" o:hr="t" fillcolor="#a0a0a0" stroked="f"/>
         </w:pict>
       </w:r>
     </w:p>
